--- a/docpac_36150526/docpac_36150526.docx
+++ b/docpac_36150526/docpac_36150526.docx
@@ -201,8 +201,8 @@
         <w:tblLook w:val="04A0" w:firstRow="1" w:lastRow="0" w:firstColumn="1" w:lastColumn="0" w:noHBand="0" w:noVBand="1"/>
       </w:tblPr>
       <w:tblGrid>
-        <w:gridCol w:w="5163"/>
-        <w:gridCol w:w="5282"/>
+        <w:gridCol w:w="5267"/>
+        <w:gridCol w:w="5178"/>
       </w:tblGrid>
       <w:tr>
         <w:trPr>
@@ -305,11 +305,28 @@
             <w:r>
               <w:t>Prepare projects for cold-</w:t>
             </w:r>
-            <w:proofErr w:type="spellStart"/>
             <w:r>
-              <w:t>stroage</w:t>
+              <w:t>storage</w:t>
             </w:r>
-            <w:proofErr w:type="spellEnd"/>
+          </w:p>
+          <w:p>
+            <w:pPr>
+              <w:numPr>
+                <w:ilvl w:val="0"/>
+                <w:numId w:val="1"/>
+              </w:numPr>
+              <w:pBdr>
+                <w:top w:val="nil"/>
+                <w:left w:val="nil"/>
+                <w:bottom w:val="nil"/>
+                <w:right w:val="nil"/>
+                <w:between w:val="nil"/>
+              </w:pBdr>
+              <w:ind w:right="240"/>
+            </w:pPr>
+            <w:r>
+              <w:t>Prepare for graduation</w:t>
+            </w:r>
           </w:p>
         </w:tc>
         <w:tc>
@@ -373,15 +390,6 @@
               <w:bottom w:val="single" w:sz="4" w:space="0" w:color="auto"/>
             </w:tcBorders>
           </w:tcPr>
-          <w:p>
-            <w:pPr>
-              <w:pStyle w:val="Heading1"/>
-              <w:outlineLvl w:val="0"/>
-            </w:pPr>
-            <w:r>
-              <w:t>Changes/Notes:</w:t>
-            </w:r>
-          </w:p>
           <w:p>
             <w:pPr>
               <w:pStyle w:val="Heading1"/>
@@ -539,6 +547,60 @@
                       <w:b/>
                       <w:sz w:val="21"/>
                     </w:rPr>
+                    <w:t>Reflect on the Day Audit</w:t>
+                  </w:r>
+                </w:p>
+              </w:tc>
+              <w:tc>
+                <w:tcPr>
+                  <w:tcW w:w="6162" w:type="dxa"/>
+                  <w:vAlign w:val="center"/>
+                </w:tcPr>
+                <w:p>
+                  <w:pPr>
+                    <w:rPr>
+                      <w:sz w:val="21"/>
+                    </w:rPr>
+                  </w:pPr>
+                  <w:r>
+                    <w:rPr>
+                      <w:sz w:val="21"/>
+                    </w:rPr>
+                    <w:t>All students</w:t>
+                  </w:r>
+                </w:p>
+              </w:tc>
+              <w:tc>
+                <w:tcPr>
+                  <w:tcW w:w="1260" w:type="dxa"/>
+                </w:tcPr>
+                <w:p>
+                  <w:pPr>
+                    <w:rPr>
+                      <w:sz w:val="21"/>
+                    </w:rPr>
+                  </w:pPr>
+                </w:p>
+              </w:tc>
+            </w:tr>
+            <w:tr>
+              <w:tc>
+                <w:tcPr>
+                  <w:tcW w:w="2818" w:type="dxa"/>
+                  <w:vAlign w:val="center"/>
+                </w:tcPr>
+                <w:p>
+                  <w:pPr>
+                    <w:rPr>
+                      <w:b/>
+                      <w:sz w:val="21"/>
+                    </w:rPr>
+                  </w:pPr>
+                  <w:r>
+                    <w:rPr>
+                      <w:b/>
+                      <w:sz w:val="21"/>
+                    </w:rPr>
                     <w:t>Senior Exit Survey</w:t>
                   </w:r>
                 </w:p>
@@ -612,7 +674,7 @@
                     <w:rPr>
                       <w:sz w:val="21"/>
                     </w:rPr>
-                    <w:t>All students</w:t>
+                    <w:t>Seniors all steps. Juniors Step 1</w:t>
                   </w:r>
                 </w:p>
               </w:tc>
@@ -1005,10 +1067,7 @@
         </w:numPr>
       </w:pPr>
       <w:r>
-        <w:t>Download and save proof of certifications</w:t>
-      </w:r>
-      <w:r>
-        <w:t>.</w:t>
+        <w:t>Download and save proof of certifications.</w:t>
       </w:r>
     </w:p>
     <w:p>
@@ -1030,10 +1089,19 @@
       <w:r>
         <w:t>Loose-Ends</w:t>
       </w:r>
+      <w:r>
+        <w:t xml:space="preserve"> &amp; Reflect on the Day Audit</w:t>
+      </w:r>
     </w:p>
     <w:p>
       <w:r>
-        <w:t>See document in this DocPac’s folder.</w:t>
+        <w:t>See document</w:t>
+      </w:r>
+      <w:r>
+        <w:t>s</w:t>
+      </w:r>
+      <w:r>
+        <w:t xml:space="preserve"> in this DocPac’s folder.</w:t>
       </w:r>
       <w:r>
         <w:br w:type="page"/>
@@ -1126,7 +1194,7 @@
       </w:tr>
       <w:tr>
         <w:trPr>
-          <w:trHeight w:val="360"/>
+          <w:trHeight w:val="730"/>
         </w:trPr>
         <w:tc>
           <w:tcPr>
@@ -1138,7 +1206,7 @@
           </w:tcPr>
           <w:p>
             <w:r>
-              <w:t>Repo/Issue #</w:t>
+              <w:t>Responsibility</w:t>
             </w:r>
           </w:p>
         </w:tc>
@@ -1161,58 +1229,7 @@
           </w:tcPr>
           <w:p>
             <w:r>
-              <w:t>Repo/Issue #</w:t>
-            </w:r>
-          </w:p>
-        </w:tc>
-        <w:tc>
-          <w:tcPr>
-            <w:tcW w:w="2596" w:type="dxa"/>
-            <w:tcBorders>
-              <w:right w:val="single" w:sz="18" w:space="0" w:color="auto"/>
-            </w:tcBorders>
-          </w:tcPr>
-          <w:p/>
-        </w:tc>
-      </w:tr>
-      <w:tr>
-        <w:trPr>
-          <w:trHeight w:val="360"/>
-        </w:trPr>
-        <w:tc>
-          <w:tcPr>
-            <w:tcW w:w="2240" w:type="dxa"/>
-            <w:tcBorders>
-              <w:left w:val="single" w:sz="18" w:space="0" w:color="auto"/>
-            </w:tcBorders>
-            <w:shd w:val="clear" w:color="auto" w:fill="D9D9D9" w:themeFill="background1" w:themeFillShade="D9"/>
-          </w:tcPr>
-          <w:p>
-            <w:r>
-              <w:t>PR submitting Fix</w:t>
-            </w:r>
-          </w:p>
-        </w:tc>
-        <w:tc>
-          <w:tcPr>
-            <w:tcW w:w="2956" w:type="dxa"/>
-            <w:tcBorders>
-              <w:right w:val="single" w:sz="18" w:space="0" w:color="auto"/>
-            </w:tcBorders>
-          </w:tcPr>
-          <w:p/>
-        </w:tc>
-        <w:tc>
-          <w:tcPr>
-            <w:tcW w:w="2602" w:type="dxa"/>
-            <w:tcBorders>
-              <w:left w:val="single" w:sz="18" w:space="0" w:color="auto"/>
-            </w:tcBorders>
-            <w:shd w:val="clear" w:color="auto" w:fill="D9D9D9" w:themeFill="background1" w:themeFillShade="D9"/>
-          </w:tcPr>
-          <w:p>
-            <w:r>
-              <w:t>PR submitting Fix</w:t>
+              <w:t>Responsibility</w:t>
             </w:r>
           </w:p>
         </w:tc>
@@ -1399,7 +1416,7 @@
       </w:tr>
       <w:tr>
         <w:trPr>
-          <w:trHeight w:val="360"/>
+          <w:trHeight w:val="730"/>
         </w:trPr>
         <w:tc>
           <w:tcPr>
@@ -1411,7 +1428,7 @@
           </w:tcPr>
           <w:p>
             <w:r>
-              <w:t>Repo/Issue #</w:t>
+              <w:t>Responsibility</w:t>
             </w:r>
           </w:p>
         </w:tc>
@@ -1434,58 +1451,7 @@
           </w:tcPr>
           <w:p>
             <w:r>
-              <w:t>Repo/Issue #</w:t>
-            </w:r>
-          </w:p>
-        </w:tc>
-        <w:tc>
-          <w:tcPr>
-            <w:tcW w:w="2596" w:type="dxa"/>
-            <w:tcBorders>
-              <w:right w:val="single" w:sz="18" w:space="0" w:color="auto"/>
-            </w:tcBorders>
-          </w:tcPr>
-          <w:p/>
-        </w:tc>
-      </w:tr>
-      <w:tr>
-        <w:trPr>
-          <w:trHeight w:val="360"/>
-        </w:trPr>
-        <w:tc>
-          <w:tcPr>
-            <w:tcW w:w="2240" w:type="dxa"/>
-            <w:tcBorders>
-              <w:left w:val="single" w:sz="18" w:space="0" w:color="auto"/>
-            </w:tcBorders>
-            <w:shd w:val="clear" w:color="auto" w:fill="D9D9D9" w:themeFill="background1" w:themeFillShade="D9"/>
-          </w:tcPr>
-          <w:p>
-            <w:r>
-              <w:t>PR submitting Fix</w:t>
-            </w:r>
-          </w:p>
-        </w:tc>
-        <w:tc>
-          <w:tcPr>
-            <w:tcW w:w="2956" w:type="dxa"/>
-            <w:tcBorders>
-              <w:right w:val="single" w:sz="18" w:space="0" w:color="auto"/>
-            </w:tcBorders>
-          </w:tcPr>
-          <w:p/>
-        </w:tc>
-        <w:tc>
-          <w:tcPr>
-            <w:tcW w:w="2602" w:type="dxa"/>
-            <w:tcBorders>
-              <w:left w:val="single" w:sz="18" w:space="0" w:color="auto"/>
-            </w:tcBorders>
-            <w:shd w:val="clear" w:color="auto" w:fill="D9D9D9" w:themeFill="background1" w:themeFillShade="D9"/>
-          </w:tcPr>
-          <w:p>
-            <w:r>
-              <w:t>PR submitting Fix</w:t>
+              <w:t>Responsibility</w:t>
             </w:r>
           </w:p>
         </w:tc>
@@ -1855,8 +1821,6 @@
           <w:b/>
         </w:rPr>
       </w:pPr>
-      <w:bookmarkStart w:id="0" w:name="_GoBack"/>
-      <w:bookmarkEnd w:id="0"/>
       <w:r>
         <w:rPr>
           <w:b/>
@@ -2162,25 +2126,7 @@
         <w:rPr>
           <w:b/>
         </w:rPr>
-        <w:t xml:space="preserve">What was one </w:t>
-      </w:r>
-      <w:r>
-        <w:rPr>
-          <w:b/>
-        </w:rPr>
-        <w:t>thing you accomplished or did correctly in school/career</w:t>
-      </w:r>
-      <w:r>
-        <w:rPr>
-          <w:b/>
-        </w:rPr>
-        <w:t xml:space="preserve">? </w:t>
-      </w:r>
-      <w:r>
-        <w:rPr>
-          <w:b/>
-        </w:rPr>
-        <w:t>How can you repeat this or how can you use it to your benefit in the future?</w:t>
+        <w:t>What was one thing you accomplished or did correctly in school/career? How can you repeat this or how can you use it to your benefit in the future?</w:t>
       </w:r>
     </w:p>
     <w:tbl>
@@ -2502,11 +2448,481 @@
       <w:pPr>
         <w:pStyle w:val="Heading1"/>
       </w:pPr>
-      <w:proofErr w:type="spellStart"/>
       <w:r>
-        <w:t>Senoir</w:t>
+        <w:t>Loose Ends</w:t>
       </w:r>
-      <w:proofErr w:type="spellEnd"/>
+    </w:p>
+    <w:tbl>
+      <w:tblPr>
+        <w:tblStyle w:val="TableGrid"/>
+        <w:tblW w:w="10944" w:type="dxa"/>
+        <w:tblLook w:val="04A0" w:firstRow="1" w:lastRow="0" w:firstColumn="1" w:lastColumn="0" w:noHBand="0" w:noVBand="1"/>
+      </w:tblPr>
+      <w:tblGrid>
+        <w:gridCol w:w="720"/>
+        <w:gridCol w:w="2160"/>
+        <w:gridCol w:w="7344"/>
+        <w:gridCol w:w="720"/>
+      </w:tblGrid>
+      <w:tr>
+        <w:trPr>
+          <w:trHeight w:val="20"/>
+        </w:trPr>
+        <w:tc>
+          <w:tcPr>
+            <w:tcW w:w="720" w:type="dxa"/>
+            <w:hideMark/>
+          </w:tcPr>
+          <w:p>
+            <w:pPr>
+              <w:jc w:val="right"/>
+              <w:rPr>
+                <w:rFonts w:ascii="Calibri" w:eastAsia="Times New Roman" w:hAnsi="Calibri" w:cs="Calibri"/>
+                <w:color w:val="000000"/>
+                <w:sz w:val="22"/>
+                <w:szCs w:val="22"/>
+                <w:lang w:eastAsia="en-US"/>
+              </w:rPr>
+            </w:pPr>
+            <w:r>
+              <w:rPr>
+                <w:rFonts w:ascii="Calibri" w:eastAsia="Times New Roman" w:hAnsi="Calibri" w:cs="Calibri"/>
+                <w:color w:val="000000"/>
+                <w:sz w:val="22"/>
+                <w:szCs w:val="22"/>
+                <w:lang w:eastAsia="en-US"/>
+              </w:rPr>
+              <w:t>1</w:t>
+            </w:r>
+          </w:p>
+        </w:tc>
+        <w:tc>
+          <w:tcPr>
+            <w:tcW w:w="2160" w:type="dxa"/>
+            <w:hideMark/>
+          </w:tcPr>
+          <w:p>
+            <w:pPr>
+              <w:rPr>
+                <w:rFonts w:ascii="Calibri" w:eastAsia="Times New Roman" w:hAnsi="Calibri" w:cs="Calibri"/>
+                <w:b/>
+                <w:bCs/>
+                <w:color w:val="000000"/>
+                <w:sz w:val="22"/>
+                <w:szCs w:val="22"/>
+                <w:lang w:eastAsia="en-US"/>
+              </w:rPr>
+            </w:pPr>
+            <w:r>
+              <w:rPr>
+                <w:rFonts w:ascii="Calibri" w:eastAsia="Times New Roman" w:hAnsi="Calibri" w:cs="Calibri"/>
+                <w:b/>
+                <w:bCs/>
+                <w:color w:val="000000"/>
+                <w:sz w:val="22"/>
+                <w:szCs w:val="22"/>
+                <w:lang w:eastAsia="en-US"/>
+              </w:rPr>
+              <w:t>Checked</w:t>
+            </w:r>
+          </w:p>
+        </w:tc>
+        <w:tc>
+          <w:tcPr>
+            <w:tcW w:w="7344" w:type="dxa"/>
+            <w:hideMark/>
+          </w:tcPr>
+          <w:p>
+            <w:pPr>
+              <w:rPr>
+                <w:rFonts w:ascii="Calibri" w:eastAsia="Times New Roman" w:hAnsi="Calibri" w:cs="Calibri"/>
+                <w:color w:val="000000"/>
+                <w:sz w:val="22"/>
+                <w:szCs w:val="22"/>
+                <w:lang w:eastAsia="en-US"/>
+              </w:rPr>
+            </w:pPr>
+            <w:r>
+              <w:rPr>
+                <w:rFonts w:ascii="Calibri" w:eastAsia="Times New Roman" w:hAnsi="Calibri" w:cs="Calibri"/>
+                <w:color w:val="000000"/>
+                <w:sz w:val="22"/>
+                <w:szCs w:val="22"/>
+                <w:lang w:eastAsia="en-US"/>
+              </w:rPr>
+              <w:t>Teacher was called over and approved/signed the completion of assignment</w:t>
+            </w:r>
+          </w:p>
+        </w:tc>
+        <w:tc>
+          <w:tcPr>
+            <w:tcW w:w="720" w:type="dxa"/>
+            <w:noWrap/>
+            <w:hideMark/>
+          </w:tcPr>
+          <w:p>
+            <w:pPr>
+              <w:rPr>
+                <w:rFonts w:ascii="Calibri" w:eastAsia="Times New Roman" w:hAnsi="Calibri" w:cs="Calibri"/>
+                <w:color w:val="000000"/>
+                <w:sz w:val="22"/>
+                <w:szCs w:val="22"/>
+                <w:lang w:eastAsia="en-US"/>
+              </w:rPr>
+            </w:pPr>
+          </w:p>
+        </w:tc>
+      </w:tr>
+    </w:tbl>
+    <w:p>
+      <w:pPr>
+        <w:pStyle w:val="Heading1"/>
+      </w:pPr>
+      <w:r>
+        <w:t>Reflect on the Day Audit</w:t>
+      </w:r>
+    </w:p>
+    <w:tbl>
+      <w:tblPr>
+        <w:tblStyle w:val="TableGrid"/>
+        <w:tblW w:w="10944" w:type="dxa"/>
+        <w:tblLook w:val="04A0" w:firstRow="1" w:lastRow="0" w:firstColumn="1" w:lastColumn="0" w:noHBand="0" w:noVBand="1"/>
+      </w:tblPr>
+      <w:tblGrid>
+        <w:gridCol w:w="720"/>
+        <w:gridCol w:w="2160"/>
+        <w:gridCol w:w="7344"/>
+        <w:gridCol w:w="720"/>
+      </w:tblGrid>
+      <w:tr>
+        <w:trPr>
+          <w:trHeight w:val="20"/>
+        </w:trPr>
+        <w:tc>
+          <w:tcPr>
+            <w:tcW w:w="720" w:type="dxa"/>
+            <w:hideMark/>
+          </w:tcPr>
+          <w:p>
+            <w:pPr>
+              <w:jc w:val="right"/>
+              <w:rPr>
+                <w:rFonts w:ascii="Calibri" w:eastAsia="Times New Roman" w:hAnsi="Calibri" w:cs="Calibri"/>
+                <w:color w:val="000000"/>
+                <w:sz w:val="22"/>
+                <w:szCs w:val="22"/>
+                <w:lang w:eastAsia="en-US"/>
+              </w:rPr>
+            </w:pPr>
+            <w:r>
+              <w:rPr>
+                <w:rFonts w:ascii="Calibri" w:eastAsia="Times New Roman" w:hAnsi="Calibri" w:cs="Calibri"/>
+                <w:color w:val="000000"/>
+                <w:sz w:val="22"/>
+                <w:szCs w:val="22"/>
+                <w:lang w:eastAsia="en-US"/>
+              </w:rPr>
+              <w:t>1</w:t>
+            </w:r>
+          </w:p>
+        </w:tc>
+        <w:tc>
+          <w:tcPr>
+            <w:tcW w:w="2160" w:type="dxa"/>
+            <w:hideMark/>
+          </w:tcPr>
+          <w:p>
+            <w:pPr>
+              <w:rPr>
+                <w:rFonts w:ascii="Calibri" w:eastAsia="Times New Roman" w:hAnsi="Calibri" w:cs="Calibri"/>
+                <w:b/>
+                <w:bCs/>
+                <w:color w:val="000000"/>
+                <w:sz w:val="22"/>
+                <w:szCs w:val="22"/>
+                <w:lang w:eastAsia="en-US"/>
+              </w:rPr>
+            </w:pPr>
+            <w:r>
+              <w:rPr>
+                <w:rFonts w:ascii="Calibri" w:eastAsia="Times New Roman" w:hAnsi="Calibri" w:cs="Calibri"/>
+                <w:b/>
+                <w:bCs/>
+                <w:color w:val="000000"/>
+                <w:sz w:val="22"/>
+                <w:szCs w:val="22"/>
+                <w:lang w:eastAsia="en-US"/>
+              </w:rPr>
+              <w:t>Total Reflections</w:t>
+            </w:r>
+          </w:p>
+        </w:tc>
+        <w:tc>
+          <w:tcPr>
+            <w:tcW w:w="7344" w:type="dxa"/>
+            <w:hideMark/>
+          </w:tcPr>
+          <w:p>
+            <w:pPr>
+              <w:rPr>
+                <w:rFonts w:ascii="Calibri" w:eastAsia="Times New Roman" w:hAnsi="Calibri" w:cs="Calibri"/>
+                <w:color w:val="000000"/>
+                <w:sz w:val="22"/>
+                <w:szCs w:val="22"/>
+                <w:lang w:eastAsia="en-US"/>
+              </w:rPr>
+            </w:pPr>
+            <w:r>
+              <w:rPr>
+                <w:rFonts w:ascii="Calibri" w:eastAsia="Times New Roman" w:hAnsi="Calibri" w:cs="Calibri"/>
+                <w:color w:val="000000"/>
+                <w:sz w:val="22"/>
+                <w:szCs w:val="22"/>
+                <w:lang w:eastAsia="en-US"/>
+              </w:rPr>
+              <w:t>All weeks of reflections present and completed</w:t>
+            </w:r>
+          </w:p>
+        </w:tc>
+        <w:tc>
+          <w:tcPr>
+            <w:tcW w:w="720" w:type="dxa"/>
+            <w:noWrap/>
+            <w:hideMark/>
+          </w:tcPr>
+          <w:p>
+            <w:pPr>
+              <w:rPr>
+                <w:rFonts w:ascii="Calibri" w:eastAsia="Times New Roman" w:hAnsi="Calibri" w:cs="Calibri"/>
+                <w:color w:val="000000"/>
+                <w:sz w:val="22"/>
+                <w:szCs w:val="22"/>
+                <w:lang w:eastAsia="en-US"/>
+              </w:rPr>
+            </w:pPr>
+          </w:p>
+        </w:tc>
+      </w:tr>
+      <w:tr>
+        <w:trPr>
+          <w:trHeight w:val="20"/>
+        </w:trPr>
+        <w:tc>
+          <w:tcPr>
+            <w:tcW w:w="720" w:type="dxa"/>
+          </w:tcPr>
+          <w:p>
+            <w:pPr>
+              <w:jc w:val="right"/>
+              <w:rPr>
+                <w:rFonts w:ascii="Calibri" w:eastAsia="Times New Roman" w:hAnsi="Calibri" w:cs="Calibri"/>
+                <w:color w:val="000000"/>
+                <w:sz w:val="22"/>
+                <w:szCs w:val="22"/>
+                <w:lang w:eastAsia="en-US"/>
+              </w:rPr>
+            </w:pPr>
+            <w:r>
+              <w:rPr>
+                <w:rFonts w:ascii="Calibri" w:eastAsia="Times New Roman" w:hAnsi="Calibri" w:cs="Calibri"/>
+                <w:color w:val="000000"/>
+                <w:sz w:val="22"/>
+                <w:szCs w:val="22"/>
+                <w:lang w:eastAsia="en-US"/>
+              </w:rPr>
+              <w:t>2</w:t>
+            </w:r>
+          </w:p>
+        </w:tc>
+        <w:tc>
+          <w:tcPr>
+            <w:tcW w:w="2160" w:type="dxa"/>
+          </w:tcPr>
+          <w:p>
+            <w:pPr>
+              <w:rPr>
+                <w:rFonts w:ascii="Calibri" w:eastAsia="Times New Roman" w:hAnsi="Calibri" w:cs="Calibri"/>
+                <w:b/>
+                <w:bCs/>
+                <w:color w:val="000000"/>
+                <w:sz w:val="22"/>
+                <w:szCs w:val="22"/>
+                <w:lang w:eastAsia="en-US"/>
+              </w:rPr>
+            </w:pPr>
+            <w:r>
+              <w:rPr>
+                <w:rFonts w:ascii="Calibri" w:eastAsia="Times New Roman" w:hAnsi="Calibri" w:cs="Calibri"/>
+                <w:b/>
+                <w:bCs/>
+                <w:color w:val="000000"/>
+                <w:sz w:val="22"/>
+                <w:szCs w:val="22"/>
+                <w:lang w:eastAsia="en-US"/>
+              </w:rPr>
+              <w:t>Calculations</w:t>
+            </w:r>
+          </w:p>
+        </w:tc>
+        <w:tc>
+          <w:tcPr>
+            <w:tcW w:w="7344" w:type="dxa"/>
+          </w:tcPr>
+          <w:p>
+            <w:pPr>
+              <w:rPr>
+                <w:rFonts w:ascii="Calibri" w:eastAsia="Times New Roman" w:hAnsi="Calibri" w:cs="Calibri"/>
+                <w:color w:val="000000"/>
+                <w:sz w:val="22"/>
+                <w:szCs w:val="22"/>
+                <w:lang w:eastAsia="en-US"/>
+              </w:rPr>
+            </w:pPr>
+            <w:r>
+              <w:rPr>
+                <w:rFonts w:ascii="Calibri" w:eastAsia="Times New Roman" w:hAnsi="Calibri" w:cs="Calibri"/>
+                <w:color w:val="000000"/>
+                <w:sz w:val="22"/>
+                <w:szCs w:val="22"/>
+                <w:lang w:eastAsia="en-US"/>
+              </w:rPr>
+              <w:t>All tallies were added up per quarter and year</w:t>
+            </w:r>
+          </w:p>
+        </w:tc>
+        <w:tc>
+          <w:tcPr>
+            <w:tcW w:w="720" w:type="dxa"/>
+            <w:noWrap/>
+          </w:tcPr>
+          <w:p>
+            <w:pPr>
+              <w:rPr>
+                <w:rFonts w:ascii="Calibri" w:eastAsia="Times New Roman" w:hAnsi="Calibri" w:cs="Calibri"/>
+                <w:color w:val="000000"/>
+                <w:sz w:val="22"/>
+                <w:szCs w:val="22"/>
+                <w:lang w:eastAsia="en-US"/>
+              </w:rPr>
+            </w:pPr>
+          </w:p>
+        </w:tc>
+      </w:tr>
+      <w:tr>
+        <w:trPr>
+          <w:trHeight w:val="20"/>
+        </w:trPr>
+        <w:tc>
+          <w:tcPr>
+            <w:tcW w:w="720" w:type="dxa"/>
+          </w:tcPr>
+          <w:p>
+            <w:pPr>
+              <w:jc w:val="right"/>
+              <w:rPr>
+                <w:rFonts w:ascii="Calibri" w:eastAsia="Times New Roman" w:hAnsi="Calibri" w:cs="Calibri"/>
+                <w:color w:val="000000"/>
+                <w:sz w:val="22"/>
+                <w:szCs w:val="22"/>
+                <w:lang w:eastAsia="en-US"/>
+              </w:rPr>
+            </w:pPr>
+            <w:r>
+              <w:rPr>
+                <w:rFonts w:ascii="Calibri" w:eastAsia="Times New Roman" w:hAnsi="Calibri" w:cs="Calibri"/>
+                <w:color w:val="000000"/>
+                <w:sz w:val="22"/>
+                <w:szCs w:val="22"/>
+                <w:lang w:eastAsia="en-US"/>
+              </w:rPr>
+              <w:t>3</w:t>
+            </w:r>
+          </w:p>
+        </w:tc>
+        <w:tc>
+          <w:tcPr>
+            <w:tcW w:w="2160" w:type="dxa"/>
+          </w:tcPr>
+          <w:p>
+            <w:pPr>
+              <w:rPr>
+                <w:rFonts w:ascii="Calibri" w:eastAsia="Times New Roman" w:hAnsi="Calibri" w:cs="Calibri"/>
+                <w:b/>
+                <w:bCs/>
+                <w:color w:val="000000"/>
+                <w:sz w:val="22"/>
+                <w:szCs w:val="22"/>
+                <w:lang w:eastAsia="en-US"/>
+              </w:rPr>
+            </w:pPr>
+            <w:r>
+              <w:rPr>
+                <w:rFonts w:ascii="Calibri" w:eastAsia="Times New Roman" w:hAnsi="Calibri" w:cs="Calibri"/>
+                <w:b/>
+                <w:bCs/>
+                <w:color w:val="000000"/>
+                <w:sz w:val="22"/>
+                <w:szCs w:val="22"/>
+                <w:lang w:eastAsia="en-US"/>
+              </w:rPr>
+              <w:t>Analysis</w:t>
+            </w:r>
+          </w:p>
+        </w:tc>
+        <w:tc>
+          <w:tcPr>
+            <w:tcW w:w="7344" w:type="dxa"/>
+          </w:tcPr>
+          <w:p>
+            <w:pPr>
+              <w:rPr>
+                <w:rFonts w:ascii="Calibri" w:eastAsia="Times New Roman" w:hAnsi="Calibri" w:cs="Calibri"/>
+                <w:color w:val="000000"/>
+                <w:sz w:val="22"/>
+                <w:szCs w:val="22"/>
+                <w:lang w:eastAsia="en-US"/>
+              </w:rPr>
+            </w:pPr>
+            <w:r>
+              <w:rPr>
+                <w:rFonts w:ascii="Calibri" w:eastAsia="Times New Roman" w:hAnsi="Calibri" w:cs="Calibri"/>
+                <w:color w:val="000000"/>
+                <w:sz w:val="22"/>
+                <w:szCs w:val="22"/>
+                <w:lang w:eastAsia="en-US"/>
+              </w:rPr>
+              <w:t>Honest analysis of data completed</w:t>
+            </w:r>
+          </w:p>
+        </w:tc>
+        <w:tc>
+          <w:tcPr>
+            <w:tcW w:w="720" w:type="dxa"/>
+            <w:noWrap/>
+          </w:tcPr>
+          <w:p>
+            <w:pPr>
+              <w:rPr>
+                <w:rFonts w:ascii="Calibri" w:eastAsia="Times New Roman" w:hAnsi="Calibri" w:cs="Calibri"/>
+                <w:color w:val="000000"/>
+                <w:sz w:val="22"/>
+                <w:szCs w:val="22"/>
+                <w:lang w:eastAsia="en-US"/>
+              </w:rPr>
+            </w:pPr>
+          </w:p>
+        </w:tc>
+      </w:tr>
+    </w:tbl>
+    <w:p>
+      <w:pPr>
+        <w:pStyle w:val="Heading1"/>
+      </w:pPr>
+      <w:bookmarkStart w:id="0" w:name="_GoBack"/>
+      <w:bookmarkEnd w:id="0"/>
+      <w:r>
+        <w:t>Senior</w:t>
+      </w:r>
       <w:r>
         <w:t xml:space="preserve"> Exit Prep</w:t>
       </w:r>
@@ -2715,27 +3131,7 @@
                 <w:szCs w:val="22"/>
                 <w:lang w:eastAsia="en-US"/>
               </w:rPr>
-              <w:t>Task grid proof images</w:t>
-            </w:r>
-            <w:r>
-              <w:rPr>
-                <w:rFonts w:ascii="Calibri" w:eastAsia="Times New Roman" w:hAnsi="Calibri" w:cs="Calibri"/>
-                <w:color w:val="000000"/>
-                <w:sz w:val="22"/>
-                <w:szCs w:val="22"/>
-                <w:lang w:eastAsia="en-US"/>
-              </w:rPr>
-              <w:t xml:space="preserve"> are uploaded to cte-360</w:t>
-            </w:r>
-            <w:r>
-              <w:rPr>
-                <w:rFonts w:ascii="Calibri" w:eastAsia="Times New Roman" w:hAnsi="Calibri" w:cs="Calibri"/>
-                <w:color w:val="000000"/>
-                <w:sz w:val="22"/>
-                <w:szCs w:val="22"/>
-                <w:lang w:eastAsia="en-US"/>
-              </w:rPr>
-              <w:t xml:space="preserve"> </w:t>
+              <w:t xml:space="preserve">Task grid proof images are uploaded to cte-360 </w:t>
             </w:r>
             <w:r>
               <w:rPr>
@@ -8671,12 +9067,9 @@
 </file>
 
 <file path=customXml/item1.xml><?xml version="1.0" encoding="utf-8"?>
-<?mso-contentType ?>
-<FormTemplates xmlns="http://schemas.microsoft.com/sharepoint/v3/contenttype/forms">
-  <Display>DocumentLibraryForm</Display>
-  <Edit>DocumentLibraryForm</Edit>
-  <New>DocumentLibraryForm</New>
-</FormTemplates>
+<p:properties xmlns:p="http://schemas.microsoft.com/office/2006/metadata/properties" xmlns:xsi="http://www.w3.org/2001/XMLSchema-instance" xmlns:pc="http://schemas.microsoft.com/office/infopath/2007/PartnerControls">
+  <documentManagement/>
+</p:properties>
 </file>
 
 <file path=customXml/item2.xml><?xml version="1.0" encoding="utf-8"?>
@@ -8909,9 +9302,12 @@
 </file>
 
 <file path=customXml/item3.xml><?xml version="1.0" encoding="utf-8"?>
-<p:properties xmlns:p="http://schemas.microsoft.com/office/2006/metadata/properties" xmlns:xsi="http://www.w3.org/2001/XMLSchema-instance" xmlns:pc="http://schemas.microsoft.com/office/infopath/2007/PartnerControls">
-  <documentManagement/>
-</p:properties>
+<?mso-contentType ?>
+<FormTemplates xmlns="http://schemas.microsoft.com/sharepoint/v3/contenttype/forms">
+  <Display>DocumentLibraryForm</Display>
+  <Edit>DocumentLibraryForm</Edit>
+  <New>DocumentLibraryForm</New>
+</FormTemplates>
 </file>
 
 <file path=customXml/item4.xml><?xml version="1.0" encoding="utf-8"?>
@@ -8919,9 +9315,10 @@
 </file>
 
 <file path=customXml/itemProps1.xml><?xml version="1.0" encoding="utf-8"?>
-<ds:datastoreItem xmlns:ds="http://schemas.openxmlformats.org/officeDocument/2006/customXml" ds:itemID="{7BFD71E4-33D5-445D-9CFC-21F1C7989C0E}">
+<ds:datastoreItem xmlns:ds="http://schemas.openxmlformats.org/officeDocument/2006/customXml" ds:itemID="{1A5F5AF1-B05B-4704-B970-F66948F444EC}">
   <ds:schemaRefs>
-    <ds:schemaRef ds:uri="http://schemas.microsoft.com/sharepoint/v3/contenttype/forms"/>
+    <ds:schemaRef ds:uri="http://schemas.microsoft.com/office/2006/metadata/properties"/>
+    <ds:schemaRef ds:uri="http://schemas.microsoft.com/office/infopath/2007/PartnerControls"/>
   </ds:schemaRefs>
 </ds:datastoreItem>
 </file>
@@ -8946,16 +9343,15 @@
 </file>
 
 <file path=customXml/itemProps3.xml><?xml version="1.0" encoding="utf-8"?>
-<ds:datastoreItem xmlns:ds="http://schemas.openxmlformats.org/officeDocument/2006/customXml" ds:itemID="{1A5F5AF1-B05B-4704-B970-F66948F444EC}">
+<ds:datastoreItem xmlns:ds="http://schemas.openxmlformats.org/officeDocument/2006/customXml" ds:itemID="{7BFD71E4-33D5-445D-9CFC-21F1C7989C0E}">
   <ds:schemaRefs>
-    <ds:schemaRef ds:uri="http://schemas.microsoft.com/office/2006/metadata/properties"/>
-    <ds:schemaRef ds:uri="http://schemas.microsoft.com/office/infopath/2007/PartnerControls"/>
+    <ds:schemaRef ds:uri="http://schemas.microsoft.com/sharepoint/v3/contenttype/forms"/>
   </ds:schemaRefs>
 </ds:datastoreItem>
 </file>
 
 <file path=customXml/itemProps4.xml><?xml version="1.0" encoding="utf-8"?>
-<ds:datastoreItem xmlns:ds="http://schemas.openxmlformats.org/officeDocument/2006/customXml" ds:itemID="{5C45E8D3-72C8-4786-8780-83087798B39E}">
+<ds:datastoreItem xmlns:ds="http://schemas.openxmlformats.org/officeDocument/2006/customXml" ds:itemID="{28CAE5B4-3E92-46EF-BA84-7F35BD89653F}">
   <ds:schemaRefs>
     <ds:schemaRef ds:uri="http://schemas.openxmlformats.org/officeDocument/2006/bibliography"/>
   </ds:schemaRefs>
